--- a/James_Liebel_Resume.docx
+++ b/James_Liebel_Resume.docx
@@ -59,7 +59,7 @@
           <w:sz w:val="18"/>
           <w:szCs w:val="18"/>
         </w:rPr>
-        <w:t xml:space="preserve">  |  github.com/James-Liebel  |  linkedin.com/in/james-liebel  |  Cincinnati, OH</w:t>
+        <w:t xml:space="preserve">  |  github.com/James-Liebel  |  linkedin.com/in/jim-liebel-82b63b32b  |  Cincinnati, OH</w:t>
       </w:r>
     </w:p>
     <w:p>

--- a/James_Liebel_Resume.docx
+++ b/James_Liebel_Resume.docx
@@ -250,32 +250,24 @@
           <w:sz w:val="19"/>
           <w:szCs w:val="19"/>
         </w:rPr>
-        <w:t xml:space="preserve">Software Development Intern, Strategic Student Program (SSP) – Siemens, Digital Industries</w:t>
-      </w:r>
+        <w:t>Software Development Intern, Strategic Student Program (SSP) – Siemens, Digital Industries</w:t>
+        <w:tab/>
+        <w:t>Summer 2026 – Present</w:t>
+      </w:r>
+    </w:p>
+    <w:p>
+      <w:pPr>
+        <w:spacing w:after="40"/>
+      </w:pPr>
       <w:r>
         <w:rPr>
           <w:i/>
           <w:iCs/>
           <w:color w:val="555555"/>
-          <w:sz w:val="18"/>
-          <w:szCs w:val="18"/>
-        </w:rPr>
-        <w:t xml:space="preserve">	Summer 2026</w:t>
-      </w:r>
-    </w:p>
-    <w:p>
-      <w:pPr>
-        <w:spacing w:after="40"/>
-      </w:pPr>
-      <w:r>
-        <w:rPr>
-          <w:i/>
-          <w:iCs/>
-          <w:color w:val="555555"/>
           <w:sz w:val="17"/>
           <w:szCs w:val="17"/>
         </w:rPr>
-        <w:t>Sole engineer · Next.js · TypeScript · PostgreSQL · Cincinnati, OH</w:t>
+        <w:t>Sole engineer · Next.js · TypeScript · PostgreSQL · part-time during term · Cincinnati, OH</w:t>
       </w:r>
     </w:p>
     <w:p>

--- a/James_Liebel_Resume.docx
+++ b/James_Liebel_Resume.docx
@@ -59,7 +59,7 @@
           <w:sz w:val="18"/>
           <w:szCs w:val="18"/>
         </w:rPr>
-        <w:t xml:space="preserve">  |  github.com/James-Liebel  |  linkedin.com/in/jim-liebel-82b63b32b  |  Cincinnati, OH</w:t>
+        <w:t xml:space="preserve">  |  github.com/James-Liebel  |  linkedin.com/in/james-liebel  |  Cincinnati, OH</w:t>
       </w:r>
     </w:p>
     <w:p>

--- a/James_Liebel_Resume.docx
+++ b/James_Liebel_Resume.docx
@@ -301,7 +301,7 @@
           <w:sz w:val="18"/>
           <w:szCs w:val="18"/>
         </w:rPr>
-        <w:t>Replaced a licensed low-code platform, cutting $10,000/year in recurring license cost and vendor lock-in while shipping more capability than the system it retired.</w:t>
+        <w:t>Replaced a licensed low-code platform, permanently eliminating a $10,000/year license (about $100,000 in present value) along with the vendor lock-in it carried.</w:t>
       </w:r>
     </w:p>
     <w:p>

--- a/James_Liebel_Resume.docx
+++ b/James_Liebel_Resume.docx
@@ -252,7 +252,7 @@
         </w:rPr>
         <w:t>Software Development Intern, Strategic Student Program (SSP) – Siemens, Digital Industries</w:t>
         <w:tab/>
-        <w:t>Summer 2026 – Present</w:t>
+        <w:t>Summer 2026</w:t>
       </w:r>
     </w:p>
     <w:p>
@@ -267,7 +267,7 @@
           <w:sz w:val="17"/>
           <w:szCs w:val="17"/>
         </w:rPr>
-        <w:t>Sole engineer · Next.js · TypeScript · PostgreSQL · part-time during term · Cincinnati, OH</w:t>
+        <w:t>Sole engineer · Next.js · TypeScript · PostgreSQL · Cincinnati, OH</w:t>
       </w:r>
     </w:p>
     <w:p>

--- a/James_Liebel_Resume.docx
+++ b/James_Liebel_Resume.docx
@@ -394,24 +394,24 @@
           <w:sz w:val="18"/>
           <w:szCs w:val="18"/>
         </w:rPr>
-        <w:t>Designed and shipped a 29-page statically exported Next.js 16 / React 19 / TypeScript site whose typed content layer derives 13 long-form articles, navigation, and related-article logic from a single source.</w:t>
-      </w:r>
-    </w:p>
-    <w:p>
-      <w:pPr>
-        <w:pStyle w:val="ListParagraph"/>
-        <w:numPr>
-          <w:ilvl w:val="0"/>
-          <w:numId w:val="1"/>
-        </w:numPr>
-        <w:spacing w:after="40"/>
-      </w:pPr>
-      <w:r>
-        <w:rPr>
-          <w:sz w:val="18"/>
-          <w:szCs w:val="18"/>
-        </w:rPr>
-        <w:t>Owned technical SEO and delivery: programmatic sitemap and robots, canonical URLs, a strict meta-delivered CSP, and a custom Node build pipeline; recovered 10 legacy URLs left 404ing by a platform migration.</w:t>
+        <w:t>Designed and shipped a 29-page statically exported Next.js 16 / React 19 / TypeScript site, live to 485 users across 733 sessions, whose typed content layer derives 13 long-form articles and navigation from a single source.</w:t>
+      </w:r>
+    </w:p>
+    <w:p>
+      <w:pPr>
+        <w:pStyle w:val="ListParagraph"/>
+        <w:numPr>
+          <w:ilvl w:val="0"/>
+          <w:numId w:val="1"/>
+        </w:numPr>
+        <w:spacing w:after="40"/>
+      </w:pPr>
+      <w:r>
+        <w:rPr>
+          <w:sz w:val="18"/>
+          <w:szCs w:val="18"/>
+        </w:rPr>
+        <w:t>Owned SEO, delivery and analytics: programmatic sitemap and robots, a strict meta-delivered CSP, a custom Node build pipeline, and a semantic event layer attributing 18 service clicks and 15 contact conversions.</w:t>
       </w:r>
     </w:p>
     <w:p>
